--- a/docs/downloads/البشير-بالخلاص-في-المسيح-1854/العالم-والكنيسة/doc_0605.docx
+++ b/docs/downloads/البشير-بالخلاص-في-المسيح-1854/العالم-والكنيسة/doc_0605.docx
@@ -10,100 +10,231 @@
           <w:sz w:val="28"/>
           <w:szCs w:val="28"/>
           <w:rtl/>
-          <w:lang w:bidi="ar-AE"/>
         </w:rPr>
       </w:pPr>
       <w:r>
         <w:rPr>
-          <w:rFonts w:ascii="Sakkal Majalla" w:hAnsi="Sakkal Majalla" w:cs="Sakkal Majalla" w:hint="cs"/>
-          <w:sz w:val="28"/>
-          <w:szCs w:val="28"/>
-          <w:rtl/>
-          <w:lang w:bidi="ar-AE"/>
-        </w:rPr>
-        <w:t>الكنيسة</w:t>
-      </w:r>
-      <w:r>
-        <w:rPr>
-          <w:rFonts w:ascii="Sakkal Majalla" w:hAnsi="Sakkal Majalla" w:cs="Sakkal Majalla"/>
-          <w:sz w:val="28"/>
-          <w:szCs w:val="28"/>
-          <w:rtl/>
-          <w:lang w:bidi="ar-AE"/>
-        </w:rPr>
-        <w:t xml:space="preserve"> </w:t>
-      </w:r>
-      <w:r>
-        <w:rPr>
-          <w:rFonts w:ascii="Sakkal Majalla" w:hAnsi="Sakkal Majalla" w:cs="Sakkal Majalla" w:hint="cs"/>
-          <w:sz w:val="28"/>
-          <w:szCs w:val="28"/>
-          <w:rtl/>
-          <w:lang w:bidi="ar-AE"/>
-        </w:rPr>
-        <w:t>حسب</w:t>
-      </w:r>
-      <w:r>
-        <w:rPr>
-          <w:rFonts w:ascii="Sakkal Majalla" w:hAnsi="Sakkal Majalla" w:cs="Sakkal Majalla"/>
-          <w:sz w:val="28"/>
-          <w:szCs w:val="28"/>
-          <w:rtl/>
-          <w:lang w:bidi="ar-AE"/>
-        </w:rPr>
-        <w:t xml:space="preserve"> </w:t>
-      </w:r>
-      <w:r>
-        <w:rPr>
-          <w:rFonts w:ascii="Sakkal Majalla" w:hAnsi="Sakkal Majalla" w:cs="Sakkal Majalla" w:hint="cs"/>
-          <w:sz w:val="28"/>
-          <w:szCs w:val="28"/>
-          <w:rtl/>
-          <w:lang w:bidi="ar-AE"/>
-        </w:rPr>
-        <w:t>فكر</w:t>
-      </w:r>
-      <w:r>
-        <w:rPr>
-          <w:rFonts w:ascii="Sakkal Majalla" w:hAnsi="Sakkal Majalla" w:cs="Sakkal Majalla"/>
-          <w:sz w:val="28"/>
-          <w:szCs w:val="28"/>
-          <w:rtl/>
-          <w:lang w:bidi="ar-AE"/>
-        </w:rPr>
-        <w:t xml:space="preserve"> </w:t>
-      </w:r>
-      <w:r>
-        <w:rPr>
-          <w:rFonts w:ascii="Sakkal Majalla" w:hAnsi="Sakkal Majalla" w:cs="Sakkal Majalla" w:hint="cs"/>
-          <w:sz w:val="28"/>
-          <w:szCs w:val="28"/>
-          <w:rtl/>
-          <w:lang w:bidi="ar-AE"/>
-        </w:rPr>
-        <w:t>الله</w:t>
+          <w:rFonts w:ascii="Sakkal Majalla" w:hAnsi="Sakkal Majalla" w:cs="Sakkal Majalla"/>
+          <w:sz w:val="28"/>
+          <w:szCs w:val="28"/>
+          <w:rtl/>
+        </w:rPr>
+        <w:t>القديسون بحسب كلمة الله</w:t>
       </w:r>
     </w:p>
     <w:p>
       <w:pPr>
         <w:jc w:val="both"/>
         <w:rPr>
-          <w:rFonts w:ascii="Sakkal Majalla" w:hAnsi="Sakkal Majalla" w:cs="Sakkal Majalla"/>
-          <w:sz w:val="28"/>
-          <w:szCs w:val="28"/>
-          <w:rtl/>
-          <w:lang w:bidi="ar-AE"/>
+          <w:rFonts w:ascii="Sakkal Majalla" w:hAnsi="Sakkal Majalla" w:cs="Sakkal Majalla" w:hint="cs"/>
+          <w:sz w:val="28"/>
+          <w:szCs w:val="28"/>
+          <w:rtl/>
         </w:rPr>
       </w:pPr>
       <w:r>
         <w:rPr>
-          <w:rFonts w:ascii="Sakkal Majalla" w:hAnsi="Sakkal Majalla" w:cs="Sakkal Majalla" w:hint="cs"/>
-          <w:sz w:val="28"/>
-          <w:szCs w:val="28"/>
-          <w:rtl/>
-          <w:lang w:bidi="ar-AE"/>
-        </w:rPr>
-        <w:t>يوحنا نلسون داربي</w:t>
+          <w:rFonts w:ascii="Sakkal Majalla" w:hAnsi="Sakkal Majalla" w:cs="Sakkal Majalla"/>
+          <w:sz w:val="28"/>
+          <w:szCs w:val="28"/>
+          <w:rtl/>
+        </w:rPr>
+        <w:t>لقد كانت التقاليد ضررًا كبيرًا للكنيسة في جميع الأوقات</w:t>
+      </w:r>
+      <w:r>
+        <w:rPr>
+          <w:rFonts w:ascii="Sakkal Majalla" w:hAnsi="Sakkal Majalla" w:cs="Sakkal Majalla" w:hint="cs"/>
+          <w:sz w:val="28"/>
+          <w:szCs w:val="28"/>
+          <w:rtl/>
+        </w:rPr>
+        <w:t xml:space="preserve">. </w:t>
+      </w:r>
+      <w:r>
+        <w:rPr>
+          <w:rFonts w:ascii="Sakkal Majalla" w:hAnsi="Sakkal Majalla" w:cs="Sakkal Majalla"/>
+          <w:sz w:val="28"/>
+          <w:szCs w:val="28"/>
+          <w:rtl/>
+        </w:rPr>
+        <w:t>لطالما وجدت روما السلاح الأكثر حدة فيها لتشويه كلمة الله البسيطة وقمعها</w:t>
+      </w:r>
+      <w:r>
+        <w:rPr>
+          <w:rFonts w:ascii="Sakkal Majalla" w:hAnsi="Sakkal Majalla" w:cs="Sakkal Majalla" w:hint="cs"/>
+          <w:sz w:val="28"/>
+          <w:szCs w:val="28"/>
+          <w:rtl/>
+        </w:rPr>
+        <w:t xml:space="preserve">؛ </w:t>
+      </w:r>
+      <w:r>
+        <w:rPr>
+          <w:rFonts w:ascii="Sakkal Majalla" w:hAnsi="Sakkal Majalla" w:cs="Sakkal Majalla"/>
+          <w:sz w:val="28"/>
+          <w:szCs w:val="28"/>
+          <w:rtl/>
+        </w:rPr>
+        <w:t>والبروتستانتية، على الرغم من انفصاله</w:t>
+      </w:r>
+      <w:r>
+        <w:rPr>
+          <w:rFonts w:ascii="Sakkal Majalla" w:hAnsi="Sakkal Majalla" w:cs="Sakkal Majalla"/>
+          <w:sz w:val="28"/>
+          <w:szCs w:val="28"/>
+          <w:rtl/>
+        </w:rPr>
+        <w:t>ا عن روما</w:t>
+      </w:r>
+      <w:r>
+        <w:rPr>
+          <w:rFonts w:ascii="Sakkal Majalla" w:hAnsi="Sakkal Majalla" w:cs="Sakkal Majalla"/>
+          <w:sz w:val="28"/>
+          <w:szCs w:val="28"/>
+          <w:rtl/>
+        </w:rPr>
+        <w:t>، لم ترفض كل ما جاء من خلال الإصلاح.</w:t>
+      </w:r>
+      <w:r>
+        <w:rPr>
+          <w:rFonts w:ascii="Sakkal Majalla" w:hAnsi="Sakkal Majalla" w:cs="Sakkal Majalla" w:hint="cs"/>
+          <w:sz w:val="28"/>
+          <w:szCs w:val="28"/>
+          <w:rtl/>
+        </w:rPr>
+        <w:t xml:space="preserve"> </w:t>
+      </w:r>
+      <w:r>
+        <w:rPr>
+          <w:rFonts w:ascii="Sakkal Majalla" w:hAnsi="Sakkal Majalla" w:cs="Sakkal Majalla"/>
+          <w:sz w:val="28"/>
+          <w:szCs w:val="28"/>
+          <w:rtl/>
+        </w:rPr>
+        <w:t>بدلا من ذلك ، تم الإبقاء على الكثير من المبادئ والعادات والصيغ والأقوال ، والتي ليست سوى مهر من البابوية.</w:t>
+      </w:r>
+      <w:r>
+        <w:rPr>
+          <w:rtl/>
+        </w:rPr>
+        <w:t xml:space="preserve"> </w:t>
+      </w:r>
+      <w:r>
+        <w:rPr>
+          <w:rFonts w:ascii="Sakkal Majalla" w:hAnsi="Sakkal Majalla" w:cs="Sakkal Majalla"/>
+          <w:sz w:val="28"/>
+          <w:szCs w:val="28"/>
+          <w:rtl/>
+        </w:rPr>
+        <w:t xml:space="preserve">وهنا أيضًا، نجد ما لا يقل </w:t>
+      </w:r>
+      <w:r>
+        <w:rPr>
+          <w:rFonts w:ascii="Sakkal Majalla" w:hAnsi="Sakkal Majalla" w:cs="Sakkal Majalla" w:hint="cs"/>
+          <w:sz w:val="28"/>
+          <w:szCs w:val="28"/>
+          <w:rtl/>
+        </w:rPr>
+        <w:t>م</w:t>
+      </w:r>
+      <w:r>
+        <w:rPr>
+          <w:rFonts w:ascii="Sakkal Majalla" w:hAnsi="Sakkal Majalla" w:cs="Sakkal Majalla"/>
+          <w:sz w:val="28"/>
+          <w:szCs w:val="28"/>
+          <w:rtl/>
+        </w:rPr>
+        <w:t>ن متعصبين لتقاليد آبائهم، دون فحص جدي لما إذا</w:t>
+      </w:r>
+      <w:r>
+        <w:rPr>
+          <w:rFonts w:ascii="Sakkal Majalla" w:hAnsi="Sakkal Majalla" w:cs="Sakkal Majalla"/>
+          <w:sz w:val="28"/>
+          <w:szCs w:val="28"/>
+          <w:rtl/>
+        </w:rPr>
+        <w:t xml:space="preserve"> كان</w:t>
+      </w:r>
+      <w:r>
+        <w:rPr>
+          <w:rFonts w:ascii="Sakkal Majalla" w:hAnsi="Sakkal Majalla" w:cs="Sakkal Majalla" w:hint="cs"/>
+          <w:sz w:val="28"/>
+          <w:szCs w:val="28"/>
+          <w:rtl/>
+        </w:rPr>
+        <w:t xml:space="preserve"> لها أساس </w:t>
+      </w:r>
+      <w:r>
+        <w:rPr>
+          <w:rFonts w:ascii="Sakkal Majalla" w:hAnsi="Sakkal Majalla" w:cs="Sakkal Majalla"/>
+          <w:sz w:val="28"/>
+          <w:szCs w:val="28"/>
+          <w:rtl/>
+        </w:rPr>
+        <w:t>في كلمة الله</w:t>
+      </w:r>
+      <w:r>
+        <w:rPr>
+          <w:rFonts w:ascii="Sakkal Majalla" w:hAnsi="Sakkal Majalla" w:cs="Sakkal Majalla"/>
+          <w:sz w:val="28"/>
+          <w:szCs w:val="28"/>
+          <w:rtl/>
+        </w:rPr>
+        <w:t xml:space="preserve">، </w:t>
+      </w:r>
+      <w:r>
+        <w:rPr>
+          <w:rFonts w:ascii="Sakkal Majalla" w:hAnsi="Sakkal Majalla" w:cs="Sakkal Majalla" w:hint="cs"/>
+          <w:sz w:val="28"/>
+          <w:szCs w:val="28"/>
+          <w:rtl/>
+        </w:rPr>
+        <w:t xml:space="preserve">القاعدة الوحيدة التي لا لبس فيها، </w:t>
+      </w:r>
+      <w:r>
+        <w:rPr>
+          <w:rFonts w:ascii="Sakkal Majalla" w:hAnsi="Sakkal Majalla" w:cs="Sakkal Majalla"/>
+          <w:sz w:val="28"/>
+          <w:szCs w:val="28"/>
+          <w:rtl/>
+        </w:rPr>
+        <w:t>وإلى أي درجة</w:t>
+      </w:r>
+      <w:r>
+        <w:rPr>
+          <w:rFonts w:ascii="Sakkal Majalla" w:hAnsi="Sakkal Majalla" w:cs="Sakkal Majalla" w:hint="cs"/>
+          <w:sz w:val="28"/>
+          <w:szCs w:val="28"/>
+          <w:rtl/>
+        </w:rPr>
+        <w:t xml:space="preserve">. وويل لجميع الذي يشعرون في ضمائرهم بأنها ملزمة </w:t>
+      </w:r>
+      <w:r>
+        <w:rPr>
+          <w:rFonts w:ascii="Sakkal Majalla" w:hAnsi="Sakkal Majalla" w:cs="Sakkal Majalla" w:hint="cs"/>
+          <w:sz w:val="28"/>
+          <w:szCs w:val="28"/>
+          <w:rtl/>
+        </w:rPr>
+        <w:t>بأن تنفض عنها مثل هذا النير البشري، ومجبرة على التمسك بشهادة كلمة الله. ولكن ما يبقى صحيحًا: التقاليد دائمًا ما أضعفت الكلمة المكتوبة وحرمت أولاد الله من امتيازاتها في المسيح؛ وإلى زمننا هذا ينطبق إنذار الرسول: "ا</w:t>
+      </w:r>
+      <w:r>
+        <w:rPr>
+          <w:rFonts w:ascii="Sakkal Majalla" w:hAnsi="Sakkal Majalla" w:cs="Sakkal Majalla"/>
+          <w:sz w:val="28"/>
+          <w:szCs w:val="28"/>
+          <w:rtl/>
+        </w:rPr>
+        <w:t>نْظُرُوا أَنْ لاَ يَكُونَ أَحَدٌ يَسْبِيكُمْ بِالْفَلْسَفَةِ وَبِغُرُورٍ بَاطِل، حَسَبَ تَقْلِيدِ النَّاسِ، حَسَبَ أَرْكَانِ الْعَالَمِ، وَلَيْسَ حَسَبَ الْمَسِيحِ.</w:t>
+      </w:r>
+      <w:r>
+        <w:rPr>
+          <w:rFonts w:ascii="Sakkal Majalla" w:hAnsi="Sakkal Majalla" w:cs="Sakkal Majalla" w:hint="cs"/>
+          <w:sz w:val="28"/>
+          <w:szCs w:val="28"/>
+          <w:rtl/>
+        </w:rPr>
+        <w:t>" (كولوسي 2: 8).</w:t>
       </w:r>
     </w:p>
     <w:p>
@@ -113,77 +244,113 @@
           <w:rFonts w:ascii="Sakkal Majalla" w:hAnsi="Sakkal Majalla" w:cs="Sakkal Majalla"/>
           <w:sz w:val="28"/>
           <w:szCs w:val="28"/>
-          <w:rtl/>
-          <w:lang w:bidi="ar-AE"/>
         </w:rPr>
       </w:pPr>
       <w:r>
         <w:rPr>
-          <w:rFonts w:ascii="Sakkal Majalla" w:hAnsi="Sakkal Majalla" w:cs="Sakkal Majalla" w:hint="cs"/>
-          <w:sz w:val="28"/>
-          <w:szCs w:val="28"/>
-          <w:rtl/>
-          <w:lang w:bidi="ar-AE"/>
-        </w:rPr>
-        <w:t xml:space="preserve">إن هذه مسألة في غاية الأهمية وتُشغل في أيامنا الكثير من المسيحيين الجديين. ولكن فقط كلمة الله، هذا النور الحقيقي الوحيد، وحدها التي تستطيع أن تعطينا حلاً صحيحًا لهذه المسألة ونحن نفعل حسنًا بأن نستقي من هذا المنبع وحده. وبكل يقين يحق لنا أن نعتبره كعمل لروح الله بأن هذه المسألة في الحاضر دائمًا ما تُذكَر بشكل متزايد. يجب على أولاده أن يتعرفوا على اتساع وأفكار محبته، ويتخذوا بحق موقفًا مسيحيًا في التضحية </w:t>
-      </w:r>
-      <w:r>
-        <w:rPr>
-          <w:rFonts w:ascii="Sakkal Majalla" w:hAnsi="Sakkal Majalla" w:cs="Sakkal Majalla" w:hint="cs"/>
-          <w:sz w:val="28"/>
-          <w:szCs w:val="28"/>
-          <w:rtl/>
-          <w:lang w:bidi="ar-AE"/>
-        </w:rPr>
-        <w:t xml:space="preserve">يتفق مع صلاحه. إن اليقين الحي، أن نكون أعضاء لكنيسة الله، تقود أشواقنا وتشكل طابع مسيحيتنا. إن كنا في الأيام الأخيرة، كما يظن الكثير من المسيحيين الجديين، ففي كل يقين لا بد أن نشعر على الدوام بأهمية وقيمة هذه المسألة. </w:t>
-      </w:r>
-      <w:r>
-        <w:rPr>
-          <w:rFonts w:ascii="Sakkal Majalla" w:hAnsi="Sakkal Majalla" w:cs="Sakkal Majalla" w:hint="cs"/>
-          <w:sz w:val="28"/>
-          <w:szCs w:val="28"/>
-          <w:rtl/>
-          <w:lang w:bidi="ar-AE"/>
-        </w:rPr>
-        <w:t>صحيح أن العذارى الحكيمات كان ينبغي عليهن أن يُبقين مصابيحهن مستعدة في كل وقت ويسهرن، لكن هذا الالتزام كان إلى حد بعيد من دواعي الواجب أكثر حينما علت الصرخة نحو نصف الليل: "</w:t>
-      </w:r>
-      <w:r>
-        <w:rPr>
-          <w:rFonts w:ascii="Sakkal Majalla" w:hAnsi="Sakkal Majalla" w:cs="Sakkal Majalla" w:hint="cs"/>
-          <w:sz w:val="28"/>
-          <w:szCs w:val="28"/>
-          <w:rtl/>
-          <w:lang w:bidi="ar-AE"/>
-        </w:rPr>
-        <w:t>هُوَذَا</w:t>
-      </w:r>
-      <w:r>
-        <w:rPr>
-          <w:rFonts w:ascii="Sakkal Majalla" w:hAnsi="Sakkal Majalla" w:cs="Sakkal Majalla"/>
-          <w:sz w:val="28"/>
-          <w:szCs w:val="28"/>
-          <w:rtl/>
-          <w:lang w:bidi="ar-AE"/>
+          <w:rFonts w:ascii="Sakkal Majalla" w:hAnsi="Sakkal Majalla" w:cs="Sakkal Majalla"/>
+          <w:sz w:val="28"/>
+          <w:szCs w:val="28"/>
+          <w:rtl/>
+        </w:rPr>
+        <w:t xml:space="preserve">في </w:t>
+      </w:r>
+      <w:r>
+        <w:rPr>
+          <w:rFonts w:ascii="Sakkal Majalla" w:hAnsi="Sakkal Majalla" w:cs="Sakkal Majalla" w:hint="cs"/>
+          <w:sz w:val="28"/>
+          <w:szCs w:val="28"/>
+          <w:rtl/>
+        </w:rPr>
+        <w:t xml:space="preserve">الواقع يا </w:t>
+      </w:r>
+      <w:r>
+        <w:rPr>
+          <w:rFonts w:ascii="Sakkal Majalla" w:hAnsi="Sakkal Majalla" w:cs="Sakkal Majalla" w:hint="cs"/>
+          <w:sz w:val="28"/>
+          <w:szCs w:val="28"/>
+          <w:rtl/>
+        </w:rPr>
+        <w:t xml:space="preserve">إخوتي الأعزاء، نحن لا يمكننا أن نكون حريصين جدًا لأننا نعيش وسط التقاليد؛ فهي بما معناه، الهواء الذي نتنفسه. هنا بعض الأمثلة. تكاد تكون جميع عبارات الكنيسة فقط تقاليد تتناقض مع الكلمة. أين نقرأ شيئًا عن كنيسة ظاهرة أو غير ظاهرة للعيان، أين عن كنيسة منتصرة؟ أين نجد فيما تُسمى بكنائس شعبية قومية متعلقة بالدولة؟ </w:t>
+      </w:r>
+      <w:r>
+        <w:rPr>
+          <w:rFonts w:ascii="Sakkal Majalla" w:hAnsi="Sakkal Majalla" w:cs="Sakkal Majalla" w:hint="cs"/>
+          <w:sz w:val="28"/>
+          <w:szCs w:val="28"/>
+          <w:rtl/>
+        </w:rPr>
+        <w:t xml:space="preserve">أو كالتي تُدعى بأسماء أشخاصٍ أو نقاط تعليمية معيّنة؟ أين نقرأ عن كنائس بترتيبات بشرية، </w:t>
+      </w:r>
+      <w:r>
+        <w:rPr>
+          <w:rFonts w:ascii="Sakkal Majalla" w:hAnsi="Sakkal Majalla" w:cs="Sakkal Majalla"/>
+          <w:sz w:val="28"/>
+          <w:szCs w:val="28"/>
+          <w:rtl/>
+        </w:rPr>
+        <w:t>حيث يقوم أصدقاء الرسميين بتقسيم رجال الدين والعلمانيين</w:t>
+      </w:r>
+      <w:r>
+        <w:rPr>
+          <w:rFonts w:ascii="Sakkal Majalla" w:hAnsi="Sakkal Majalla" w:cs="Sakkal Majalla" w:hint="cs"/>
+          <w:sz w:val="28"/>
+          <w:szCs w:val="28"/>
+          <w:rtl/>
+        </w:rPr>
+        <w:t>، المدعويين بالخلفاء الرسوليين، وعلى حتمية تبريك أو تعيين الكارز أو الراعي أو المعلم، إن بواسطة حُكومة أو هيئة، أو بواسطة رسامة الكاهن؟ اين نجد</w:t>
+      </w:r>
+      <w:r>
+        <w:rPr>
+          <w:rFonts w:ascii="Sakkal Majalla" w:hAnsi="Sakkal Majalla" w:cs="Sakkal Majalla"/>
+          <w:sz w:val="28"/>
+          <w:szCs w:val="28"/>
+          <w:rtl/>
+        </w:rPr>
+        <w:t xml:space="preserve"> تأكيد </w:t>
+      </w:r>
+      <w:r>
+        <w:rPr>
+          <w:rFonts w:ascii="Sakkal Majalla" w:hAnsi="Sakkal Majalla" w:cs="Sakkal Majalla" w:hint="cs"/>
+          <w:sz w:val="28"/>
+          <w:szCs w:val="28"/>
+          <w:rtl/>
+        </w:rPr>
+        <w:t>الكنيسة</w:t>
+      </w:r>
+      <w:r>
+        <w:rPr>
+          <w:rFonts w:ascii="Sakkal Majalla" w:hAnsi="Sakkal Majalla" w:cs="Sakkal Majalla"/>
+          <w:sz w:val="28"/>
+          <w:szCs w:val="28"/>
+          <w:rtl/>
+        </w:rPr>
+        <w:t xml:space="preserve"> بمباركة الكهنة للزواج؟</w:t>
+      </w:r>
+      <w:r>
+        <w:rPr>
+          <w:rFonts w:ascii="Sakkal Majalla" w:hAnsi="Sakkal Majalla" w:cs="Sakkal Majalla" w:hint="cs"/>
+          <w:sz w:val="28"/>
+          <w:szCs w:val="28"/>
+          <w:rtl/>
         </w:rPr>
         <w:t xml:space="preserve"> </w:t>
       </w:r>
       <w:r>
         <w:rPr>
-          <w:rFonts w:ascii="Sakkal Majalla" w:hAnsi="Sakkal Majalla" w:cs="Sakkal Majalla" w:hint="cs"/>
-          <w:sz w:val="28"/>
-          <w:szCs w:val="28"/>
-          <w:rtl/>
-          <w:lang w:bidi="ar-AE"/>
-        </w:rPr>
-        <w:t>الْعَرِيسُ</w:t>
-      </w:r>
-      <w:r>
-        <w:rPr>
-          <w:rFonts w:ascii="Sakkal Majalla" w:hAnsi="Sakkal Majalla" w:cs="Sakkal Majalla"/>
-          <w:sz w:val="28"/>
-          <w:szCs w:val="28"/>
-          <w:rtl/>
-          <w:lang w:bidi="ar-AE"/>
+          <w:rFonts w:ascii="Sakkal Majalla" w:hAnsi="Sakkal Majalla" w:cs="Sakkal Majalla"/>
+          <w:sz w:val="28"/>
+          <w:szCs w:val="28"/>
+          <w:rtl/>
+        </w:rPr>
+        <w:t>أليست كلها تقاليد بشرية، والتي لا تزال تشمل تلك المتعلقة بالعبادة، والتي بالنسبة لمعظم المسيحيين في شكل تعسفي؟</w:t>
+      </w:r>
+      <w:r>
+        <w:rPr>
+          <w:rFonts w:ascii="Sakkal Majalla" w:hAnsi="Sakkal Majalla" w:cs="Sakkal Majalla" w:hint="cs"/>
+          <w:sz w:val="28"/>
+          <w:szCs w:val="28"/>
+          <w:rtl/>
         </w:rPr>
         <w:t xml:space="preserve"> </w:t>
       </w:r>
@@ -193,194 +360,20 @@
           <w:sz w:val="28"/>
           <w:szCs w:val="28"/>
           <w:rtl/>
-          <w:lang w:bidi="ar-AE"/>
-        </w:rPr>
-        <w:t>مُقْبِلٌ،</w:t>
-      </w:r>
-      <w:r>
-        <w:rPr>
-          <w:rFonts w:ascii="Sakkal Majalla" w:hAnsi="Sakkal Majalla" w:cs="Sakkal Majalla"/>
-          <w:sz w:val="28"/>
-          <w:szCs w:val="28"/>
-          <w:rtl/>
-          <w:lang w:bidi="ar-AE"/>
-        </w:rPr>
-        <w:t xml:space="preserve"> </w:t>
-      </w:r>
-      <w:r>
-        <w:rPr>
-          <w:rFonts w:ascii="Sakkal Majalla" w:hAnsi="Sakkal Majalla" w:cs="Sakkal Majalla" w:hint="cs"/>
-          <w:sz w:val="28"/>
-          <w:szCs w:val="28"/>
-          <w:rtl/>
-          <w:lang w:bidi="ar-AE"/>
-        </w:rPr>
-        <w:t>فَاخْرُجْنَ</w:t>
-      </w:r>
-      <w:r>
-        <w:rPr>
-          <w:rFonts w:ascii="Sakkal Majalla" w:hAnsi="Sakkal Majalla" w:cs="Sakkal Majalla"/>
-          <w:sz w:val="28"/>
-          <w:szCs w:val="28"/>
-          <w:rtl/>
-          <w:lang w:bidi="ar-AE"/>
-        </w:rPr>
-        <w:t xml:space="preserve"> </w:t>
-      </w:r>
-      <w:r>
-        <w:rPr>
-          <w:rFonts w:ascii="Sakkal Majalla" w:hAnsi="Sakkal Majalla" w:cs="Sakkal Majalla" w:hint="cs"/>
-          <w:sz w:val="28"/>
-          <w:szCs w:val="28"/>
-          <w:rtl/>
-          <w:lang w:bidi="ar-AE"/>
-        </w:rPr>
-        <w:t>لِلِقَائِهِ</w:t>
-      </w:r>
-      <w:r>
-        <w:rPr>
-          <w:rFonts w:ascii="Sakkal Majalla" w:hAnsi="Sakkal Majalla" w:cs="Sakkal Majalla"/>
-          <w:sz w:val="28"/>
-          <w:szCs w:val="28"/>
-          <w:rtl/>
-          <w:lang w:bidi="ar-AE"/>
-        </w:rPr>
-        <w:t>!</w:t>
-      </w:r>
-      <w:r>
-        <w:rPr>
-          <w:rFonts w:ascii="Sakkal Majalla" w:hAnsi="Sakkal Majalla" w:cs="Sakkal Majalla" w:hint="cs"/>
-          <w:sz w:val="28"/>
-          <w:szCs w:val="28"/>
-          <w:rtl/>
-          <w:lang w:bidi="ar-AE"/>
-        </w:rPr>
-        <w:t>"</w:t>
-      </w:r>
-    </w:p>
-    <w:p>
-      <w:pPr>
-        <w:jc w:val="both"/>
-        <w:rPr>
-          <w:rFonts w:ascii="Sakkal Majalla" w:hAnsi="Sakkal Majalla" w:cs="Sakkal Majalla"/>
-          <w:sz w:val="28"/>
-          <w:szCs w:val="28"/>
-          <w:rtl/>
-          <w:lang w:bidi="ar-AE"/>
-        </w:rPr>
-      </w:pPr>
-      <w:r>
-        <w:rPr>
-          <w:rFonts w:ascii="Sakkal Majalla" w:hAnsi="Sakkal Majalla" w:cs="Sakkal Majalla" w:hint="cs"/>
-          <w:sz w:val="28"/>
-          <w:szCs w:val="28"/>
-          <w:rtl/>
-          <w:lang w:bidi="ar-AE"/>
-        </w:rPr>
-        <w:t>الكنيسة هي أمر في غاية الغلاوة على المسيح. هو أحبها؛ فهو أسلم نفسه لأجلها ليقدسها، مطهرًا إياها بحمام الماء في الكلمة، ليقدم لنفسه الكنيسة بل</w:t>
-      </w:r>
-      <w:r>
-        <w:rPr>
-          <w:rFonts w:ascii="Sakkal Majalla" w:hAnsi="Sakkal Majalla" w:cs="Sakkal Majalla" w:hint="cs"/>
-          <w:sz w:val="28"/>
-          <w:szCs w:val="28"/>
-          <w:rtl/>
-          <w:lang w:bidi="ar-AE"/>
-        </w:rPr>
-        <w:t>ا غضن، أو عيب أو ما شابه ذلك، و</w:t>
-      </w:r>
-      <w:r>
-        <w:rPr>
-          <w:rFonts w:ascii="Sakkal Majalla" w:hAnsi="Sakkal Majalla" w:cs="Sakkal Majalla" w:hint="cs"/>
-          <w:sz w:val="28"/>
-          <w:szCs w:val="28"/>
-          <w:rtl/>
-        </w:rPr>
-        <w:t>إ</w:t>
-      </w:r>
-      <w:r>
-        <w:rPr>
-          <w:rFonts w:ascii="Sakkal Majalla" w:hAnsi="Sakkal Majalla" w:cs="Sakkal Majalla" w:hint="cs"/>
-          <w:sz w:val="28"/>
-          <w:szCs w:val="28"/>
-          <w:rtl/>
-          <w:lang w:bidi="ar-AE"/>
-        </w:rPr>
-        <w:t xml:space="preserve">نما لتكون مقدسة بلا عيب (أفسس 5: 25 </w:t>
-      </w:r>
-      <w:r>
-        <w:rPr>
-          <w:rFonts w:ascii="Sakkal Majalla" w:hAnsi="Sakkal Majalla" w:cs="Sakkal Majalla"/>
-          <w:sz w:val="28"/>
-          <w:szCs w:val="28"/>
-          <w:rtl/>
-          <w:lang w:bidi="ar-AE"/>
-        </w:rPr>
-        <w:t>–</w:t>
-      </w:r>
-      <w:r>
-        <w:rPr>
-          <w:rFonts w:ascii="Sakkal Majalla" w:hAnsi="Sakkal Majalla" w:cs="Sakkal Majalla" w:hint="cs"/>
-          <w:sz w:val="28"/>
-          <w:szCs w:val="28"/>
-          <w:rtl/>
-          <w:lang w:bidi="ar-AE"/>
-        </w:rPr>
-        <w:t xml:space="preserve"> 27). </w:t>
-      </w:r>
-      <w:r>
-        <w:rPr>
-          <w:rFonts w:ascii="Sakkal Majalla" w:hAnsi="Sakkal Majalla" w:cs="Sakkal Majalla" w:hint="cs"/>
-          <w:sz w:val="28"/>
-          <w:szCs w:val="28"/>
-          <w:rtl/>
-          <w:lang w:bidi="ar-AE"/>
-        </w:rPr>
-        <w:t xml:space="preserve">هذا الإعلان يجعلنا نشعر بأهمية الكنيسة. هي موضوع محبة المسيح وعنايته ويا لروعة تتميم مشورات الله فيما يتعلق بها! يا له من امتياز بأن نكون منتمين إليها! </w:t>
-      </w:r>
-      <w:r>
-        <w:rPr>
-          <w:rFonts w:ascii="Sakkal Majalla" w:hAnsi="Sakkal Majalla" w:cs="Sakkal Majalla"/>
-          <w:sz w:val="28"/>
-          <w:szCs w:val="28"/>
-          <w:rtl/>
-          <w:lang w:bidi="ar-AE"/>
-        </w:rPr>
-        <w:t>–</w:t>
-      </w:r>
-      <w:r>
-        <w:rPr>
-          <w:rFonts w:ascii="Sakkal Majalla" w:hAnsi="Sakkal Majalla" w:cs="Sakkal Majalla" w:hint="cs"/>
-          <w:sz w:val="28"/>
-          <w:szCs w:val="28"/>
-          <w:rtl/>
-          <w:lang w:bidi="ar-AE"/>
-        </w:rPr>
-        <w:t xml:space="preserve"> في الدرجة الأولى تُوضع أيضًا كل ما يخالج الرجل نحو امرأته المحبوبة كصورة لاتحاد (تناغم) الكنيسة بالمسيح؛ وبالمناسبة هي صورة ضعيفة لواقع هذا السر العظيم. نحن أعضاء جسمه، لحم من لحمه وعظم من عظمه. الكنيسة تحتل ذات المقام التي كان لحواء عند آدم، الذي كان صورة الآتي. إنها مرتبطة به في التمتع بكل ما وهبه الله له.</w:t>
-      </w:r>
-    </w:p>
-    <w:p>
-      <w:pPr>
-        <w:jc w:val="both"/>
-        <w:rPr>
-          <w:rFonts w:ascii="Sakkal Majalla" w:hAnsi="Sakkal Majalla" w:cs="Sakkal Majalla"/>
-          <w:sz w:val="28"/>
-          <w:szCs w:val="28"/>
-          <w:lang w:bidi="ar-AE"/>
-        </w:rPr>
-      </w:pPr>
-      <w:r>
-        <w:rPr>
-          <w:rFonts w:ascii="Sakkal Majalla" w:hAnsi="Sakkal Majalla" w:cs="Sakkal Majalla"/>
-          <w:sz w:val="28"/>
-          <w:szCs w:val="28"/>
-          <w:rtl/>
-          <w:lang w:bidi="ar-AE"/>
-        </w:rPr>
-        <w:t>(113)</w:t>
+        </w:rPr>
+        <w:t>وأين أخيرًا تطالب كلمة الله بطلب انسكاب الروح القدس على الكنيسة كما لو لم تحصل الكنيسة عليه بعد وكما لو كان هناك عيد خمسين جديد؟ حيث تكون الكنيسة هناك</w:t>
       </w:r>
       <w:bookmarkStart w:id="0" w:name="_GoBack"/>
       <w:bookmarkEnd w:id="0"/>
+      <w:r>
+        <w:rPr>
+          <w:rFonts w:ascii="Sakkal Majalla" w:hAnsi="Sakkal Majalla" w:cs="Sakkal Majalla" w:hint="cs"/>
+          <w:sz w:val="28"/>
+          <w:szCs w:val="28"/>
+          <w:rtl/>
+        </w:rPr>
+        <w:t xml:space="preserve"> يكون الروح القدس؛ وحيث لا يكون، لا يكون هنالك كنيسة.</w:t>
+      </w:r>
     </w:p>
     <w:sectPr>
       <w:pgSz w:w="11906" w:h="16838"/>
@@ -402,7 +395,7 @@
         <w:rFonts w:asciiTheme="minorHAnsi" w:eastAsiaTheme="minorHAnsi" w:hAnsiTheme="minorHAnsi" w:cstheme="minorBidi"/>
         <w:sz w:val="22"/>
         <w:szCs w:val="22"/>
-        <w:lang w:val="en-US" w:eastAsia="en-US" w:bidi="ar-SA"/>
+        <w:lang w:val="en-US" w:eastAsia="en-US" w:bidi="he-IL"/>
       </w:rPr>
     </w:rPrDefault>
     <w:pPrDefault>
